--- a/chapter1/letters/Support_Letter_Belahcen.docx
+++ b/chapter1/letters/Support_Letter_Belahcen.docx
@@ -58,7 +58,7 @@
         <w:jc w:val="both"/>
       </w:pPr>
       <w:r>
-        <w:t>I have read the table of contents and the sample chapter of this proposal. I write to support it and to confirm that I intend to contribute to the book.</w:t>
+        <w:t>[Hüseyin Canseven] has described to me the plan for this book and the part I would take in it. I write to support the proposal and to confirm that I intend to contribute to the book.</w:t>
       </w:r>
     </w:p>
     <w:p>
@@ -74,7 +74,7 @@
         <w:jc w:val="both"/>
       </w:pPr>
       <w:r>
-        <w:t>That is what this proposal addresses, and it does so as a design book rather than as a survey. I consider that the right decision. The review literature on high-speed machines is already substantial and a further review would add little; what the field lacks is a text that tells an engineer what to do when the ordinary rules stop holding, and that treats the mechanical, thermal and converter constraints as part of the same problem rather than as separate specialisms.</w:t>
+        <w:t>As the book has been described to me, that is what it addresses, and it does so as a design book rather than as a survey. I consider that the right decision. The review literature on high-speed machines is already substantial and a further review would add little; what the field lacks is a text that tells an engineer what to do when the ordinary rules stop holding, and that treats the mechanical, thermal and converter constraints as part of the same problem rather than as separate specialisms.</w:t>
       </w:r>
     </w:p>
     <w:p>

--- a/chapter1/letters/Support_Letter_Belahcen.docx
+++ b/chapter1/letters/Support_Letter_Belahcen.docx
@@ -23,7 +23,7 @@
         <w:jc w:val="both"/>
       </w:pPr>
       <w:r>
-        <w:t>Becky Cowan</w:t>
+        <w:t>The Editors</w:t>
       </w:r>
     </w:p>
     <w:p>
@@ -50,7 +50,7 @@
         <w:jc w:val="both"/>
       </w:pPr>
       <w:r>
-        <w:t>Dear Ms Cowan,</w:t>
+        <w:t>Dear Editors,</w:t>
       </w:r>
     </w:p>
     <w:p>

--- a/chapter1/letters/Support_Letter_Belahcen.docx
+++ b/chapter1/letters/Support_Letter_Belahcen.docx
@@ -58,7 +58,7 @@
         <w:jc w:val="both"/>
       </w:pPr>
       <w:r>
-        <w:t>[Hüseyin Canseven] has described to me the plan for this book and the part I would take in it. I write to support the proposal and to confirm that I intend to contribute to the book.</w:t>
+        <w:t>The plan for this book, and the part I would take in it, has been described to me. I write to support the proposal and to confirm that I intend to contribute to the book.</w:t>
       </w:r>
     </w:p>
     <w:p>
@@ -74,7 +74,7 @@
         <w:jc w:val="both"/>
       </w:pPr>
       <w:r>
-        <w:t>As the book has been described to me, that is what it addresses, and it does so as a design book rather than as a survey. I consider that the right decision. The review literature on high-speed machines is already substantial and a further review would add little; what the field lacks is a text that tells an engineer what to do when the ordinary rules stop holding, and that treats the mechanical, thermal and converter constraints as part of the same problem rather than as separate specialisms.</w:t>
+        <w:t>As I understand it, that is what this book addresses, and it does so as a design book rather than as a survey. I consider that the right decision. The review literature on high-speed machines is already substantial and a further review would add little; what the field lacks is a text that tells an engineer what to do when the ordinary rules stop holding, and that treats the mechanical, thermal and converter constraints as part of the same problem rather than as separate specialisms.</w:t>
       </w:r>
     </w:p>
     <w:p>
@@ -82,7 +82,7 @@
         <w:jc w:val="both"/>
       </w:pPr>
       <w:r>
-        <w:t>Subject to the publishing contract, I intend to contribute the loss chapters of the book, on AC winding losses and conductor design and on the core, rotor and aerodynamic losses that arise at high speed, [together with members of my research group at Aalto University]. I have worked on [loss measurement and modelling, the characterisation of magnetic materials, and the finite-element analysis of electrical machines] for [number] years, and would bring [that work / the results of the recent projects on …] to those chapters.</w:t>
+        <w:t>Subject to the publishing contract, I intend to contribute the loss chapters of the book, on AC winding losses and conductor design and on the core, rotor and aerodynamic losses that arise at high speed, together with members of my research group at Aalto University. I have worked on loss measurement and modelling, the characterisation of magnetic materials, and the finite-element analysis of electrical machines for over [25] years, and would bring the results of our recent projects to those chapters.</w:t>
       </w:r>
     </w:p>
     <w:p>
@@ -123,7 +123,7 @@
         <w:jc w:val="both"/>
       </w:pPr>
       <w:r>
-        <w:t>Professor Anouar Belahcen</w:t>
+        <w:t>Prof. Anouar Belahcen</w:t>
       </w:r>
     </w:p>
     <w:p>
@@ -131,7 +131,7 @@
         <w:jc w:val="both"/>
       </w:pPr>
       <w:r>
-        <w:t>[Position and department], Aalto University</w:t>
+        <w:t>Department of Electrical Engineering and Automation, Aalto University</w:t>
       </w:r>
     </w:p>
     <w:p>
